--- a/doc/参赛材料/智航灵枢_参赛作品简介.docx
+++ b/doc/参赛材料/智航灵枢_参赛作品简介.docx
@@ -44,7 +44,7 @@
           <w:b w:val="0"/>
           <w:sz w:val="24"/>
         </w:rPr>
-        <w:t>传统无人机地面站依赖专业操作，直接使用大模型又面临幻觉、越权和执行不可验证等风险。本作品构建智航灵枢多模态具身智能无人机系统：LLM融合飞控遥测、RGB、深度、点云、YOLO与VLM证据，将开放指令转化为Capability、Skill和Workflow；确定性网关完成参数校验、高风险确认，ROS 2/PX4负责实时执行，遥测验证物理终态。系统已实现AirSim/PX4闭环、Web/飞书交互、航点飞行、避障重规划、拍照分析和任务报告。在80条任务四组消融实验中，混合Agent严格通过率57.5%，为纯规则的2.7倍；固定任务10次闭环成功率100%。项目面向巡检、搜救、园区安防与科研教学。</w:t>
+        <w:t>传统无人机地面站操作门槛高，直接使用大模型则存在幻觉、越权和结果难验证等风险。智航灵枢构建多模态具身智能无人机系统：LLM融合飞控遥测、RGB-D、点云、YOLO与VLM证据，将开放指令转化为受约束、可确认的任务流程；确定性网关校验参数并触发高风险确认，ROS 2/PX4执行飞行，遥测验证物理终态。系统已实现跨端交互、航点飞行、避障重规划、拍照分析和任务报告。80条任务四组对比中，混合Agent严格通过率57.5%，约为纯规则的2.7倍；在AirSim/PX4仿真中，固定任务10次闭环成功率100%。项目面向巡检、搜救、园区安防与科研教学。</w:t>
       </w:r>
     </w:p>
     <w:p>
@@ -60,7 +60,7 @@
           <w:color w:val="355A5C"/>
           <w:sz w:val="18"/>
         </w:rPr>
-        <w:t>正文 298 字｜不含标题</w:t>
+        <w:t>正文 273 字｜不含标题</w:t>
       </w:r>
     </w:p>
     <w:sectPr>
